--- a/presentation/Version 2.0/Vue-CourseDescription.docx
+++ b/presentation/Version 2.0/Vue-CourseDescription.docx
@@ -44,9 +44,64 @@
           <w:szCs w:val="19"/>
           <w:shd w:val="clear" w:color="auto" w:fill="FFFFFF"/>
         </w:rPr>
-        <w:t xml:space="preserve">In this </w:t>
-      </w:r>
-      <w:r>
+        <w:t>In this 3-day course, students will learn the fundamental concepts and structures of Vue.js 3 development, along with the modern JavaScript tooling that supports it: Node.js, npm, Vite, ESLint, and Vitest. Students will use Vue.js, the Composition API, Pinia, and Vue Router to build a real-world frontend application through a series of 24 hands-on labs. An optional review of modern JavaScript is included for students who need it.</w:t>
+      </w:r>
+    </w:p>
+    <w:p>
+      <w:pPr>
+        <w:rPr>
+          <w:rFonts w:ascii="Times New Roman" w:hAnsi="Times New Roman" w:cs="Times New Roman"/>
+        </w:rPr>
+      </w:pPr>
+    </w:p>
+    <w:p>
+      <w:pPr>
+        <w:pStyle w:val="Heading2"/>
+        <w:rPr>
+          <w:rFonts w:eastAsia="Times New Roman"/>
+          <w:shd w:val="clear" w:color="auto" w:fill="FFFFFF"/>
+        </w:rPr>
+      </w:pPr>
+      <w:r>
+        <w:rPr>
+          <w:rFonts w:eastAsia="Times New Roman"/>
+          <w:shd w:val="clear" w:color="auto" w:fill="FFFFFF"/>
+        </w:rPr>
+        <w:t>TARGET AUDIENCE</w:t>
+      </w:r>
+    </w:p>
+    <w:p>
+      <w:pPr>
+        <w:pStyle w:val="Default"/>
+        <w:rPr>
+          <w:sz w:val="19"/>
+          <w:szCs w:val="19"/>
+        </w:rPr>
+      </w:pPr>
+      <w:r>
+        <w:rPr>
+          <w:sz w:val="19"/>
+          <w:szCs w:val="19"/>
+        </w:rPr>
+        <w:t>This course is designed for experienced front-end web developers who wish to begin using Vue</w:t>
+      </w:r>
+      <w:r>
+        <w:rPr>
+          <w:sz w:val="19"/>
+          <w:szCs w:val="19"/>
+        </w:rPr>
+        <w:t>.js</w:t>
+      </w:r>
+      <w:r>
+        <w:rPr>
+          <w:sz w:val="19"/>
+          <w:szCs w:val="19"/>
+        </w:rPr>
+        <w:t xml:space="preserve">. </w:t>
+      </w:r>
+    </w:p>
+    <w:p>
+      <w:pPr>
         <w:rPr>
           <w:rFonts w:ascii="Arial" w:hAnsi="Arial" w:cs="Arial"/>
           <w:color w:val="222222"/>
@@ -54,121 +109,6 @@
           <w:szCs w:val="19"/>
           <w:shd w:val="clear" w:color="auto" w:fill="FFFFFF"/>
         </w:rPr>
-        <w:t>2</w:t>
-      </w:r>
-      <w:r>
-        <w:rPr>
-          <w:rFonts w:ascii="Arial" w:hAnsi="Arial" w:cs="Arial"/>
-          <w:color w:val="222222"/>
-          <w:sz w:val="19"/>
-          <w:szCs w:val="19"/>
-          <w:shd w:val="clear" w:color="auto" w:fill="FFFFFF"/>
-        </w:rPr>
-        <w:t>-day course</w:t>
-      </w:r>
-      <w:r>
-        <w:rPr>
-          <w:rFonts w:ascii="Arial" w:hAnsi="Arial" w:cs="Arial"/>
-          <w:color w:val="222222"/>
-          <w:sz w:val="19"/>
-          <w:szCs w:val="19"/>
-          <w:shd w:val="clear" w:color="auto" w:fill="FFFFFF"/>
-        </w:rPr>
-        <w:t>, students will start with</w:t>
-      </w:r>
-      <w:r>
-        <w:rPr>
-          <w:rFonts w:ascii="Arial" w:hAnsi="Arial" w:cs="Arial"/>
-          <w:color w:val="222222"/>
-          <w:sz w:val="19"/>
-          <w:szCs w:val="19"/>
-          <w:shd w:val="clear" w:color="auto" w:fill="FFFFFF"/>
-        </w:rPr>
-        <w:t xml:space="preserve"> an optional review of advanced JavaScript, followed by </w:t>
-      </w:r>
-      <w:r>
-        <w:rPr>
-          <w:rFonts w:ascii="Arial" w:hAnsi="Arial" w:cs="Arial"/>
-          <w:color w:val="222222"/>
-          <w:sz w:val="19"/>
-          <w:szCs w:val="19"/>
-          <w:shd w:val="clear" w:color="auto" w:fill="FFFFFF"/>
-        </w:rPr>
-        <w:t>the fundamental concepts and structures of Vue.js development</w:t>
-      </w:r>
-      <w:r>
-        <w:rPr>
-          <w:rFonts w:ascii="Arial" w:hAnsi="Arial" w:cs="Arial"/>
-          <w:color w:val="222222"/>
-          <w:sz w:val="19"/>
-          <w:szCs w:val="19"/>
-          <w:shd w:val="clear" w:color="auto" w:fill="FFFFFF"/>
-        </w:rPr>
-        <w:t>. Students will use Vue.js to build a real-world frontend application through a series of hands-on labs.</w:t>
-      </w:r>
-    </w:p>
-    <w:p>
-      <w:pPr>
-        <w:rPr>
-          <w:rFonts w:ascii="Times New Roman" w:hAnsi="Times New Roman" w:cs="Times New Roman"/>
-        </w:rPr>
-      </w:pPr>
-    </w:p>
-    <w:p>
-      <w:pPr>
-        <w:pStyle w:val="Heading2"/>
-        <w:rPr>
-          <w:rFonts w:eastAsia="Times New Roman"/>
-          <w:shd w:val="clear" w:color="auto" w:fill="FFFFFF"/>
-        </w:rPr>
-      </w:pPr>
-      <w:r>
-        <w:rPr>
-          <w:rFonts w:eastAsia="Times New Roman"/>
-          <w:shd w:val="clear" w:color="auto" w:fill="FFFFFF"/>
-        </w:rPr>
-        <w:t>TARGET AUDIENCE</w:t>
-      </w:r>
-    </w:p>
-    <w:p>
-      <w:pPr>
-        <w:pStyle w:val="Default"/>
-        <w:rPr>
-          <w:sz w:val="19"/>
-          <w:szCs w:val="19"/>
-        </w:rPr>
-      </w:pPr>
-      <w:r>
-        <w:rPr>
-          <w:sz w:val="19"/>
-          <w:szCs w:val="19"/>
-        </w:rPr>
-        <w:t>This course is designed for experienced front-end web developers who wish to begin using Vue</w:t>
-      </w:r>
-      <w:r>
-        <w:rPr>
-          <w:sz w:val="19"/>
-          <w:szCs w:val="19"/>
-        </w:rPr>
-        <w:t>.js</w:t>
-      </w:r>
-      <w:r>
-        <w:rPr>
-          <w:sz w:val="19"/>
-          <w:szCs w:val="19"/>
-        </w:rPr>
-        <w:t xml:space="preserve">. </w:t>
-      </w:r>
-    </w:p>
-    <w:p>
-      <w:pPr>
-        <w:rPr>
-          <w:rFonts w:ascii="Arial" w:hAnsi="Arial" w:cs="Arial"/>
-          <w:color w:val="222222"/>
-          <w:sz w:val="19"/>
-          <w:szCs w:val="19"/>
-          <w:shd w:val="clear" w:color="auto" w:fill="FFFFFF"/>
-        </w:rPr>
       </w:pPr>
     </w:p>
     <w:p>
@@ -219,7 +159,7 @@
           <w:sz w:val="20"/>
           <w:szCs w:val="20"/>
         </w:rPr>
-        <w:t xml:space="preserve">Install, configure, and use modern web tooling </w:t>
+        <w:t>Install, configure, and use modern web tooling, including Node.js, npm, Vite, and ESLint</w:t>
       </w:r>
     </w:p>
     <w:p>
@@ -236,7 +176,11 @@
         </w:rPr>
       </w:pPr>
       <w:r>
-        <w:t>Learn to create test suites for Vue with Vitest</w:t>
+        <w:rPr>
+          <w:sz w:val="20"/>
+          <w:szCs w:val="20"/>
+        </w:rPr>
+        <w:t>Understand what Vue.js is and what problem it solves</w:t>
       </w:r>
     </w:p>
     <w:p>
@@ -257,7 +201,7 @@
           <w:sz w:val="20"/>
           <w:szCs w:val="20"/>
         </w:rPr>
-        <w:t xml:space="preserve">Understand what Vue.js is and what problem it solves </w:t>
+        <w:t>Explore the basic architecture of a Vue.js application</w:t>
       </w:r>
     </w:p>
     <w:p>
@@ -278,7 +222,7 @@
           <w:sz w:val="20"/>
           <w:szCs w:val="20"/>
         </w:rPr>
-        <w:t xml:space="preserve">Explore the basic architecture of a Vue.js application </w:t>
+        <w:t>Gain a deep knowledge of Vue.js components and the Composition API</w:t>
       </w:r>
     </w:p>
     <w:p>
@@ -295,7 +239,11 @@
         </w:rPr>
       </w:pPr>
       <w:r>
-        <w:t>Gain a deep knowledge of Vue.js components and the Composition API</w:t>
+        <w:rPr>
+          <w:sz w:val="20"/>
+          <w:szCs w:val="20"/>
+        </w:rPr>
+        <w:t>Reuse stateful logic with composables</w:t>
       </w:r>
     </w:p>
     <w:p>
@@ -316,35 +264,7 @@
           <w:sz w:val="20"/>
           <w:szCs w:val="20"/>
         </w:rPr>
-        <w:t>Build a</w:t>
-      </w:r>
-      <w:r>
-        <w:rPr>
-          <w:sz w:val="20"/>
-          <w:szCs w:val="20"/>
-        </w:rPr>
-        <w:t xml:space="preserve"> Single Page A</w:t>
-      </w:r>
-      <w:r>
-        <w:rPr>
-          <w:sz w:val="20"/>
-          <w:szCs w:val="20"/>
-        </w:rPr>
-        <w:t xml:space="preserve">pplication </w:t>
-      </w:r>
-      <w:r>
-        <w:rPr>
-          <w:sz w:val="20"/>
-          <w:szCs w:val="20"/>
-        </w:rPr>
-        <w:t>with Vue Router</w:t>
-      </w:r>
-      <w:r>
-        <w:rPr>
-          <w:sz w:val="20"/>
-          <w:szCs w:val="20"/>
-        </w:rPr>
-        <w:t xml:space="preserve"> </w:t>
+        <w:t>Use Pinia for maintaining state in a Vue.js application</w:t>
       </w:r>
     </w:p>
     <w:p>
@@ -360,10 +280,12 @@
           <w:szCs w:val="20"/>
         </w:rPr>
       </w:pPr>
-      <w:proofErr w:type="spellStart"/>
-      <w:proofErr w:type="spellEnd"/>
-      <w:r>
-        <w:t>Use Pinia for maintaining state in a Vue.js application</w:t>
+      <w:r>
+        <w:rPr>
+          <w:sz w:val="20"/>
+          <w:szCs w:val="20"/>
+        </w:rPr>
+        <w:t>Build a Single Page Application with Vue Router</w:t>
       </w:r>
     </w:p>
     <w:p>
@@ -373,17 +295,60 @@
           <w:ilvl w:val="0"/>
           <w:numId w:val="3"/>
         </w:numPr>
-        <w:rPr>
-          <w:sz w:val="20"/>
-          <w:szCs w:val="20"/>
-        </w:rPr>
-      </w:pPr>
-      <w:r>
-        <w:rPr>
-          <w:sz w:val="20"/>
-          <w:szCs w:val="20"/>
-        </w:rPr>
-        <w:t xml:space="preserve">Learn Vue.js best practices </w:t>
+        <w:spacing w:after="24"/>
+        <w:rPr>
+          <w:sz w:val="20"/>
+          <w:szCs w:val="20"/>
+        </w:rPr>
+      </w:pPr>
+      <w:r>
+        <w:rPr>
+          <w:sz w:val="20"/>
+          <w:szCs w:val="20"/>
+        </w:rPr>
+        <w:t>Test Vue components and stores with Vitest and Vue Test Utils</w:t>
+      </w:r>
+    </w:p>
+    <w:p>
+      <w:pPr>
+        <w:pStyle w:val="Default"/>
+        <w:numPr>
+          <w:ilvl w:val="0"/>
+          <w:numId w:val="3"/>
+        </w:numPr>
+        <w:spacing w:after="24"/>
+        <w:rPr>
+          <w:sz w:val="20"/>
+          <w:szCs w:val="20"/>
+        </w:rPr>
+      </w:pPr>
+      <w:r>
+        <w:rPr>
+          <w:sz w:val="20"/>
+          <w:szCs w:val="20"/>
+        </w:rPr>
+        <w:t>Debug Vue applications with the browser developer tools and Vue DevTools</w:t>
+      </w:r>
+    </w:p>
+    <w:p>
+      <w:pPr>
+        <w:pStyle w:val="Default"/>
+        <w:numPr>
+          <w:ilvl w:val="0"/>
+          <w:numId w:val="3"/>
+        </w:numPr>
+        <w:spacing w:after="24"/>
+        <w:rPr>
+          <w:sz w:val="20"/>
+          <w:szCs w:val="20"/>
+        </w:rPr>
+      </w:pPr>
+      <w:r>
+        <w:rPr>
+          <w:sz w:val="20"/>
+          <w:szCs w:val="20"/>
+        </w:rPr>
+        <w:t>Learn Vue.js best practices</w:t>
       </w:r>
     </w:p>
     <w:p>
@@ -421,7 +386,7 @@
           <w:sz w:val="20"/>
           <w:szCs w:val="20"/>
         </w:rPr>
-        <w:t xml:space="preserve">Modern JavaScript tooling </w:t>
+        <w:t>Node.js and npm</w:t>
       </w:r>
     </w:p>
     <w:p>
@@ -442,7 +407,7 @@
           <w:sz w:val="20"/>
           <w:szCs w:val="20"/>
         </w:rPr>
-        <w:t xml:space="preserve">Debugging JavaScript </w:t>
+        <w:t>Modern JavaScript tooling: Vite, ESLint, and transpilers</w:t>
       </w:r>
     </w:p>
     <w:p>
@@ -463,7 +428,7 @@
           <w:sz w:val="20"/>
           <w:szCs w:val="20"/>
         </w:rPr>
-        <w:t xml:space="preserve">Object-oriented JavaScript </w:t>
+        <w:t>The Document Object Model (DOM)</w:t>
       </w:r>
     </w:p>
     <w:p>
@@ -484,7 +449,7 @@
           <w:sz w:val="20"/>
           <w:szCs w:val="20"/>
         </w:rPr>
-        <w:t xml:space="preserve">All the basic Vue capabilities and features </w:t>
+        <w:t>Debugging JavaScript and Vue applications</w:t>
       </w:r>
     </w:p>
     <w:p>
@@ -505,14 +470,7 @@
           <w:sz w:val="20"/>
           <w:szCs w:val="20"/>
         </w:rPr>
-        <w:t>Communication</w:t>
-      </w:r>
-      <w:r>
-        <w:rPr>
-          <w:sz w:val="20"/>
-          <w:szCs w:val="20"/>
-        </w:rPr>
-        <w:t xml:space="preserve"> between components</w:t>
+        <w:t>The Composition API and &lt;script setup&gt;</w:t>
       </w:r>
     </w:p>
     <w:p>
@@ -533,7 +491,7 @@
           <w:sz w:val="20"/>
           <w:szCs w:val="20"/>
         </w:rPr>
-        <w:t>Data binding</w:t>
+        <w:t>Vue template syntax and directives</w:t>
       </w:r>
     </w:p>
     <w:p>
@@ -554,7 +512,7 @@
           <w:sz w:val="20"/>
           <w:szCs w:val="20"/>
         </w:rPr>
-        <w:t xml:space="preserve">Communication with the server via Ajax </w:t>
+        <w:t>Reactivity, data binding, and computed properties</w:t>
       </w:r>
     </w:p>
     <w:p>
@@ -570,10 +528,12 @@
           <w:szCs w:val="20"/>
         </w:rPr>
       </w:pPr>
-      <w:proofErr w:type="spellStart"/>
-      <w:proofErr w:type="spellEnd"/>
-      <w:r>
-        <w:t>State management with Pinia</w:t>
+      <w:r>
+        <w:rPr>
+          <w:sz w:val="20"/>
+          <w:szCs w:val="20"/>
+        </w:rPr>
+        <w:t>Event handling, watchers, and the component lifecycle</w:t>
       </w:r>
     </w:p>
     <w:p>
@@ -594,7 +554,7 @@
           <w:sz w:val="20"/>
           <w:szCs w:val="20"/>
         </w:rPr>
-        <w:t xml:space="preserve">Creating SPAs with Vue </w:t>
+        <w:t>Forms</w:t>
       </w:r>
     </w:p>
     <w:p>
@@ -604,17 +564,18 @@
           <w:ilvl w:val="0"/>
           <w:numId w:val="4"/>
         </w:numPr>
-        <w:rPr>
-          <w:sz w:val="20"/>
-          <w:szCs w:val="20"/>
-        </w:rPr>
-      </w:pPr>
-      <w:r>
-        <w:rPr>
-          <w:sz w:val="20"/>
-          <w:szCs w:val="20"/>
-        </w:rPr>
-        <w:t xml:space="preserve">Asynchronous JavaScript - promises, async/await (time permitting) </w:t>
+        <w:spacing w:after="24"/>
+        <w:rPr>
+          <w:sz w:val="20"/>
+          <w:szCs w:val="20"/>
+        </w:rPr>
+      </w:pPr>
+      <w:r>
+        <w:rPr>
+          <w:sz w:val="20"/>
+          <w:szCs w:val="20"/>
+        </w:rPr>
+        <w:t>Communication between components with props, events, and slots</w:t>
       </w:r>
     </w:p>
     <w:p>
@@ -624,6 +585,112 @@
           <w:ilvl w:val="0"/>
           <w:numId w:val="4"/>
         </w:numPr>
+        <w:spacing w:after="24"/>
+        <w:rPr>
+          <w:sz w:val="20"/>
+          <w:szCs w:val="20"/>
+        </w:rPr>
+      </w:pPr>
+      <w:r>
+        <w:rPr>
+          <w:sz w:val="20"/>
+          <w:szCs w:val="20"/>
+        </w:rPr>
+        <w:t>Composables</w:t>
+      </w:r>
+    </w:p>
+    <w:p>
+      <w:pPr>
+        <w:pStyle w:val="Default"/>
+        <w:numPr>
+          <w:ilvl w:val="0"/>
+          <w:numId w:val="4"/>
+        </w:numPr>
+        <w:spacing w:after="24"/>
+        <w:rPr>
+          <w:sz w:val="20"/>
+          <w:szCs w:val="20"/>
+        </w:rPr>
+      </w:pPr>
+      <w:r>
+        <w:rPr>
+          <w:sz w:val="20"/>
+          <w:szCs w:val="20"/>
+        </w:rPr>
+        <w:t>State management with Pinia</w:t>
+      </w:r>
+    </w:p>
+    <w:p>
+      <w:pPr>
+        <w:pStyle w:val="Default"/>
+        <w:numPr>
+          <w:ilvl w:val="0"/>
+          <w:numId w:val="4"/>
+        </w:numPr>
+        <w:spacing w:after="24"/>
+        <w:rPr>
+          <w:sz w:val="20"/>
+          <w:szCs w:val="20"/>
+        </w:rPr>
+      </w:pPr>
+      <w:r>
+        <w:rPr>
+          <w:sz w:val="20"/>
+          <w:szCs w:val="20"/>
+        </w:rPr>
+        <w:t>Communication with the server via Ajax</w:t>
+      </w:r>
+    </w:p>
+    <w:p>
+      <w:pPr>
+        <w:pStyle w:val="Default"/>
+        <w:numPr>
+          <w:ilvl w:val="0"/>
+          <w:numId w:val="4"/>
+        </w:numPr>
+        <w:spacing w:after="24"/>
+        <w:rPr>
+          <w:sz w:val="20"/>
+          <w:szCs w:val="20"/>
+        </w:rPr>
+      </w:pPr>
+      <w:r>
+        <w:rPr>
+          <w:sz w:val="20"/>
+          <w:szCs w:val="20"/>
+        </w:rPr>
+        <w:t>Creating SPAs with Vue Router</w:t>
+      </w:r>
+    </w:p>
+    <w:p>
+      <w:pPr>
+        <w:pStyle w:val="Default"/>
+        <w:numPr>
+          <w:ilvl w:val="0"/>
+          <w:numId w:val="4"/>
+        </w:numPr>
+        <w:spacing w:after="24"/>
+        <w:rPr>
+          <w:sz w:val="20"/>
+          <w:szCs w:val="20"/>
+        </w:rPr>
+      </w:pPr>
+      <w:r>
+        <w:rPr>
+          <w:sz w:val="20"/>
+          <w:szCs w:val="20"/>
+        </w:rPr>
+        <w:t>Unit testing with Vitest and Vue Test Utils</w:t>
+      </w:r>
+    </w:p>
+    <w:p>
+      <w:pPr>
+        <w:pStyle w:val="Default"/>
+        <w:numPr>
+          <w:ilvl w:val="0"/>
+          <w:numId w:val="4"/>
+        </w:numPr>
+        <w:spacing w:after="24"/>
         <w:rPr>
           <w:sz w:val="20"/>
           <w:szCs w:val="20"/>
@@ -640,6 +707,27 @@
     <w:p>
       <w:pPr>
         <w:pStyle w:val="Default"/>
+        <w:numPr>
+          <w:ilvl w:val="0"/>
+          <w:numId w:val="4"/>
+        </w:numPr>
+        <w:spacing w:after="24"/>
+        <w:rPr>
+          <w:sz w:val="20"/>
+          <w:szCs w:val="20"/>
+        </w:rPr>
+      </w:pPr>
+      <w:r>
+        <w:rPr>
+          <w:sz w:val="20"/>
+          <w:szCs w:val="20"/>
+        </w:rPr>
+        <w:t>Modern JavaScript review, including promises and async/await (optional)</w:t>
+      </w:r>
+    </w:p>
+    <w:p>
+      <w:pPr>
+        <w:pStyle w:val="Default"/>
         <w:rPr>
           <w:sz w:val="20"/>
           <w:szCs w:val="20"/>
@@ -701,15 +789,7 @@
           <w:sz w:val="20"/>
           <w:szCs w:val="20"/>
         </w:rPr>
-        <w:t>2</w:t>
-      </w:r>
-      <w:r>
-        <w:rPr>
-          <w:rFonts w:ascii="Arial" w:hAnsi="Arial" w:cs="Arial"/>
-          <w:sz w:val="20"/>
-          <w:szCs w:val="20"/>
-        </w:rPr>
-        <w:t xml:space="preserve"> days</w:t>
+        <w:t>3 days</w:t>
       </w:r>
     </w:p>
     <w:p>
@@ -736,70 +816,1542 @@
         </w:numPr>
       </w:pPr>
       <w:r>
-        <w:t>JavaScript Review</w:t>
-      </w:r>
-      <w:r>
-        <w:t xml:space="preserve"> (Optional)</w:t>
-      </w:r>
-    </w:p>
-    <w:p>
-      <w:pPr>
-        <w:pStyle w:val="ListParagraph"/>
-        <w:numPr>
-          <w:ilvl w:val="1"/>
-          <w:numId w:val="7"/>
-        </w:numPr>
-      </w:pPr>
-      <w:r>
-        <w:t>JavaScript Syntax</w:t>
-      </w:r>
-    </w:p>
-    <w:p>
-      <w:pPr>
-        <w:pStyle w:val="ListParagraph"/>
-        <w:numPr>
-          <w:ilvl w:val="1"/>
-          <w:numId w:val="7"/>
-        </w:numPr>
-      </w:pPr>
-      <w:r>
-        <w:t>JavaScript Data Types</w:t>
-      </w:r>
-    </w:p>
-    <w:p>
-      <w:pPr>
-        <w:pStyle w:val="ListParagraph"/>
-        <w:numPr>
-          <w:ilvl w:val="1"/>
-          <w:numId w:val="7"/>
-        </w:numPr>
-      </w:pPr>
-      <w:r>
-        <w:t>Variable Scoping</w:t>
-      </w:r>
-    </w:p>
-    <w:p>
-      <w:pPr>
-        <w:pStyle w:val="ListParagraph"/>
-        <w:numPr>
-          <w:ilvl w:val="1"/>
-          <w:numId w:val="7"/>
-        </w:numPr>
-      </w:pPr>
-      <w:r>
-        <w:t>JavaScript Operators</w:t>
-      </w:r>
-    </w:p>
-    <w:p>
-      <w:pPr>
-        <w:pStyle w:val="ListParagraph"/>
-        <w:numPr>
-          <w:ilvl w:val="1"/>
-          <w:numId w:val="7"/>
-        </w:numPr>
-      </w:pPr>
-      <w:r>
-        <w:lastRenderedPageBreak/>
+        <w:t>Introduction and Vue Quickstart</w:t>
+      </w:r>
+    </w:p>
+    <w:p>
+      <w:pPr>
+        <w:pStyle w:val="ListParagraph"/>
+        <w:numPr>
+          <w:ilvl w:val="1"/>
+          <w:numId w:val="7"/>
+        </w:numPr>
+      </w:pPr>
+      <w:r>
+        <w:t>What is Vue.js?</w:t>
+      </w:r>
+    </w:p>
+    <w:p>
+      <w:pPr>
+        <w:pStyle w:val="ListParagraph"/>
+        <w:numPr>
+          <w:ilvl w:val="1"/>
+          <w:numId w:val="7"/>
+        </w:numPr>
+      </w:pPr>
+      <w:r>
+        <w:t>What is Reactivity?</w:t>
+      </w:r>
+    </w:p>
+    <w:p>
+      <w:pPr>
+        <w:pStyle w:val="ListParagraph"/>
+        <w:numPr>
+          <w:ilvl w:val="1"/>
+          <w:numId w:val="7"/>
+        </w:numPr>
+      </w:pPr>
+      <w:r>
+        <w:t>History of Vue.js</w:t>
+      </w:r>
+    </w:p>
+    <w:p>
+      <w:pPr>
+        <w:pStyle w:val="ListParagraph"/>
+        <w:numPr>
+          <w:ilvl w:val="1"/>
+          <w:numId w:val="7"/>
+        </w:numPr>
+      </w:pPr>
+      <w:r>
+        <w:t>Vue vs. React and Angular</w:t>
+      </w:r>
+    </w:p>
+    <w:p>
+      <w:pPr>
+        <w:pStyle w:val="ListParagraph"/>
+        <w:numPr>
+          <w:ilvl w:val="1"/>
+          <w:numId w:val="7"/>
+        </w:numPr>
+      </w:pPr>
+      <w:r>
+        <w:t>Virtual DOM</w:t>
+      </w:r>
+    </w:p>
+    <w:p>
+      <w:pPr>
+        <w:pStyle w:val="ListParagraph"/>
+        <w:numPr>
+          <w:ilvl w:val="1"/>
+          <w:numId w:val="7"/>
+        </w:numPr>
+      </w:pPr>
+      <w:r>
+        <w:t>What Vue 3 Changed</w:t>
+      </w:r>
+    </w:p>
+    <w:p>
+      <w:pPr>
+        <w:pStyle w:val="ListParagraph"/>
+        <w:numPr>
+          <w:ilvl w:val="1"/>
+          <w:numId w:val="7"/>
+        </w:numPr>
+      </w:pPr>
+      <w:r>
+        <w:t>Code Editors and IDEs</w:t>
+      </w:r>
+    </w:p>
+    <w:p>
+      <w:pPr>
+        <w:pStyle w:val="ListParagraph"/>
+        <w:numPr>
+          <w:ilvl w:val="1"/>
+          <w:numId w:val="7"/>
+        </w:numPr>
+      </w:pPr>
+      <w:r>
+        <w:t>Lab 01: Installing and Configuring VS Code</w:t>
+      </w:r>
+    </w:p>
+    <w:p>
+      <w:pPr>
+        <w:pStyle w:val="ListParagraph"/>
+        <w:numPr>
+          <w:ilvl w:val="1"/>
+          <w:numId w:val="7"/>
+        </w:numPr>
+      </w:pPr>
+      <w:r>
+        <w:t>Vite and create-vue</w:t>
+      </w:r>
+    </w:p>
+    <w:p>
+      <w:pPr>
+        <w:pStyle w:val="ListParagraph"/>
+        <w:numPr>
+          <w:ilvl w:val="1"/>
+          <w:numId w:val="7"/>
+        </w:numPr>
+      </w:pPr>
+      <w:r>
+        <w:t>Lab 02: Get Started with Vite</w:t>
+      </w:r>
+    </w:p>
+    <w:p>
+      <w:pPr>
+        <w:pStyle w:val="ListParagraph"/>
+        <w:numPr>
+          <w:ilvl w:val="1"/>
+          <w:numId w:val="7"/>
+        </w:numPr>
+      </w:pPr>
+      <w:r>
+        <w:t>Installing and Using the Vue DevTools</w:t>
+      </w:r>
+    </w:p>
+    <w:p>
+      <w:pPr>
+        <w:pStyle w:val="ListParagraph"/>
+        <w:numPr>
+          <w:ilvl w:val="1"/>
+          <w:numId w:val="7"/>
+        </w:numPr>
+      </w:pPr>
+      <w:r>
+        <w:t>Our Real-world Project: Conduit</w:t>
+      </w:r>
+    </w:p>
+    <w:p>
+      <w:pPr>
+        <w:pStyle w:val="ListParagraph"/>
+        <w:numPr>
+          <w:ilvl w:val="1"/>
+          <w:numId w:val="7"/>
+        </w:numPr>
+      </w:pPr>
+      <w:r>
+        <w:t>Single-File Components</w:t>
+      </w:r>
+    </w:p>
+    <w:p>
+      <w:pPr>
+        <w:pStyle w:val="ListParagraph"/>
+        <w:numPr>
+          <w:ilvl w:val="1"/>
+          <w:numId w:val="7"/>
+        </w:numPr>
+      </w:pPr>
+      <w:r>
+        <w:t>Lab 03: Your First Component</w:t>
+      </w:r>
+    </w:p>
+    <w:p>
+      <w:pPr>
+        <w:pStyle w:val="ListParagraph"/>
+        <w:numPr>
+          <w:ilvl w:val="1"/>
+          <w:numId w:val="7"/>
+        </w:numPr>
+      </w:pPr>
+      <w:r>
+        <w:t>Lab 04: Create More Components</w:t>
+      </w:r>
+    </w:p>
+    <w:p>
+      <w:pPr>
+        <w:pStyle w:val="ListParagraph"/>
+        <w:numPr>
+          <w:ilvl w:val="1"/>
+          <w:numId w:val="7"/>
+        </w:numPr>
+      </w:pPr>
+      <w:r>
+        <w:t>Lab 05: Testing Vue</w:t>
+      </w:r>
+    </w:p>
+    <w:p>
+      <w:pPr>
+        <w:pStyle w:val="ListParagraph"/>
+        <w:numPr>
+          <w:ilvl w:val="0"/>
+          <w:numId w:val="7"/>
+        </w:numPr>
+      </w:pPr>
+      <w:r>
+        <w:t>Node.js</w:t>
+      </w:r>
+    </w:p>
+    <w:p>
+      <w:pPr>
+        <w:pStyle w:val="ListParagraph"/>
+        <w:numPr>
+          <w:ilvl w:val="1"/>
+          <w:numId w:val="7"/>
+        </w:numPr>
+      </w:pPr>
+      <w:r>
+        <w:t>What is Node.js?</w:t>
+      </w:r>
+    </w:p>
+    <w:p>
+      <w:pPr>
+        <w:pStyle w:val="ListParagraph"/>
+        <w:numPr>
+          <w:ilvl w:val="1"/>
+          <w:numId w:val="7"/>
+        </w:numPr>
+      </w:pPr>
+      <w:r>
+        <w:t>The Event Loop</w:t>
+      </w:r>
+    </w:p>
+    <w:p>
+      <w:pPr>
+        <w:pStyle w:val="ListParagraph"/>
+        <w:numPr>
+          <w:ilvl w:val="1"/>
+          <w:numId w:val="7"/>
+        </w:numPr>
+      </w:pPr>
+      <w:r>
+        <w:t>EventEmitter</w:t>
+      </w:r>
+    </w:p>
+    <w:p>
+      <w:pPr>
+        <w:pStyle w:val="ListParagraph"/>
+        <w:numPr>
+          <w:ilvl w:val="1"/>
+          <w:numId w:val="7"/>
+        </w:numPr>
+      </w:pPr>
+      <w:r>
+        <w:t>Modules</w:t>
+      </w:r>
+    </w:p>
+    <w:p>
+      <w:pPr>
+        <w:pStyle w:val="ListParagraph"/>
+        <w:numPr>
+          <w:ilvl w:val="1"/>
+          <w:numId w:val="7"/>
+        </w:numPr>
+      </w:pPr>
+      <w:r>
+        <w:t>Front-end Node</w:t>
+      </w:r>
+    </w:p>
+    <w:p>
+      <w:pPr>
+        <w:pStyle w:val="ListParagraph"/>
+        <w:numPr>
+          <w:ilvl w:val="1"/>
+          <w:numId w:val="7"/>
+        </w:numPr>
+      </w:pPr>
+      <w:r>
+        <w:t>Lab 06: Getting Started with Node.js and npm</w:t>
+      </w:r>
+    </w:p>
+    <w:p>
+      <w:pPr>
+        <w:pStyle w:val="ListParagraph"/>
+        <w:numPr>
+          <w:ilvl w:val="0"/>
+          <w:numId w:val="7"/>
+        </w:numPr>
+      </w:pPr>
+      <w:r>
+        <w:t>Tooling</w:t>
+      </w:r>
+    </w:p>
+    <w:p>
+      <w:pPr>
+        <w:pStyle w:val="ListParagraph"/>
+        <w:numPr>
+          <w:ilvl w:val="1"/>
+          <w:numId w:val="7"/>
+        </w:numPr>
+      </w:pPr>
+      <w:r>
+        <w:t>Why Have Tooling?</w:t>
+      </w:r>
+    </w:p>
+    <w:p>
+      <w:pPr>
+        <w:pStyle w:val="ListParagraph"/>
+        <w:numPr>
+          <w:ilvl w:val="1"/>
+          <w:numId w:val="7"/>
+        </w:numPr>
+      </w:pPr>
+      <w:r>
+        <w:t>npm and Other Package Managers</w:t>
+      </w:r>
+    </w:p>
+    <w:p>
+      <w:pPr>
+        <w:pStyle w:val="ListParagraph"/>
+        <w:numPr>
+          <w:ilvl w:val="1"/>
+          <w:numId w:val="7"/>
+        </w:numPr>
+      </w:pPr>
+      <w:r>
+        <w:t>Lab 07: Initialize npm</w:t>
+      </w:r>
+    </w:p>
+    <w:p>
+      <w:pPr>
+        <w:pStyle w:val="ListParagraph"/>
+        <w:numPr>
+          <w:ilvl w:val="1"/>
+          <w:numId w:val="7"/>
+        </w:numPr>
+      </w:pPr>
+      <w:r>
+        <w:t>node_modules and package.json</w:t>
+      </w:r>
+    </w:p>
+    <w:p>
+      <w:pPr>
+        <w:pStyle w:val="ListParagraph"/>
+        <w:numPr>
+          <w:ilvl w:val="1"/>
+          <w:numId w:val="7"/>
+        </w:numPr>
+      </w:pPr>
+      <w:r>
+        <w:t>Lab 08: Making a Web Server</w:t>
+      </w:r>
+    </w:p>
+    <w:p>
+      <w:pPr>
+        <w:pStyle w:val="ListParagraph"/>
+        <w:numPr>
+          <w:ilvl w:val="1"/>
+          <w:numId w:val="7"/>
+        </w:numPr>
+      </w:pPr>
+      <w:r>
+        <w:t>Static Code Analysis with ESLint</w:t>
+      </w:r>
+    </w:p>
+    <w:p>
+      <w:pPr>
+        <w:pStyle w:val="ListParagraph"/>
+        <w:numPr>
+          <w:ilvl w:val="1"/>
+          <w:numId w:val="7"/>
+        </w:numPr>
+      </w:pPr>
+      <w:r>
+        <w:t>Lab 09: Automate Linting</w:t>
+      </w:r>
+    </w:p>
+    <w:p>
+      <w:pPr>
+        <w:pStyle w:val="ListParagraph"/>
+        <w:numPr>
+          <w:ilvl w:val="1"/>
+          <w:numId w:val="7"/>
+        </w:numPr>
+      </w:pPr>
+      <w:r>
+        <w:t>Transpilers: Babel and esbuild</w:t>
+      </w:r>
+    </w:p>
+    <w:p>
+      <w:pPr>
+        <w:pStyle w:val="ListParagraph"/>
+        <w:numPr>
+          <w:ilvl w:val="1"/>
+          <w:numId w:val="7"/>
+        </w:numPr>
+      </w:pPr>
+      <w:r>
+        <w:t>Bundlers and How Vite Works</w:t>
+      </w:r>
+    </w:p>
+    <w:p>
+      <w:pPr>
+        <w:pStyle w:val="ListParagraph"/>
+        <w:numPr>
+          <w:ilvl w:val="0"/>
+          <w:numId w:val="7"/>
+        </w:numPr>
+      </w:pPr>
+      <w:r>
+        <w:t>The DOM and Debugging</w:t>
+      </w:r>
+    </w:p>
+    <w:p>
+      <w:pPr>
+        <w:pStyle w:val="ListParagraph"/>
+        <w:numPr>
+          <w:ilvl w:val="1"/>
+          <w:numId w:val="7"/>
+        </w:numPr>
+      </w:pPr>
+      <w:r>
+        <w:t>What is the DOM?</w:t>
+      </w:r>
+    </w:p>
+    <w:p>
+      <w:pPr>
+        <w:pStyle w:val="ListParagraph"/>
+        <w:numPr>
+          <w:ilvl w:val="1"/>
+          <w:numId w:val="7"/>
+        </w:numPr>
+      </w:pPr>
+      <w:r>
+        <w:t>Nodes, EventTarget, and DOM Events</w:t>
+      </w:r>
+    </w:p>
+    <w:p>
+      <w:pPr>
+        <w:pStyle w:val="ListParagraph"/>
+        <w:numPr>
+          <w:ilvl w:val="1"/>
+          <w:numId w:val="7"/>
+        </w:numPr>
+      </w:pPr>
+      <w:r>
+        <w:t>Manipulating HTML with the DOM, jQuery, React, and Vue</w:t>
+      </w:r>
+    </w:p>
+    <w:p>
+      <w:pPr>
+        <w:pStyle w:val="ListParagraph"/>
+        <w:numPr>
+          <w:ilvl w:val="1"/>
+          <w:numId w:val="7"/>
+        </w:numPr>
+      </w:pPr>
+      <w:r>
+        <w:t>Browser Development Tools</w:t>
+      </w:r>
+    </w:p>
+    <w:p>
+      <w:pPr>
+        <w:pStyle w:val="ListParagraph"/>
+        <w:numPr>
+          <w:ilvl w:val="1"/>
+          <w:numId w:val="7"/>
+        </w:numPr>
+      </w:pPr>
+      <w:r>
+        <w:t>Vue DevTools</w:t>
+      </w:r>
+    </w:p>
+    <w:p>
+      <w:pPr>
+        <w:pStyle w:val="ListParagraph"/>
+        <w:numPr>
+          <w:ilvl w:val="1"/>
+          <w:numId w:val="7"/>
+        </w:numPr>
+      </w:pPr>
+      <w:r>
+        <w:t>Lab 10: Manual In-Browser Testing and Debugging</w:t>
+      </w:r>
+    </w:p>
+    <w:p>
+      <w:pPr>
+        <w:pStyle w:val="ListParagraph"/>
+        <w:numPr>
+          <w:ilvl w:val="0"/>
+          <w:numId w:val="7"/>
+        </w:numPr>
+      </w:pPr>
+      <w:r>
+        <w:t>Basic Vue.js Features</w:t>
+      </w:r>
+    </w:p>
+    <w:p>
+      <w:pPr>
+        <w:pStyle w:val="ListParagraph"/>
+        <w:numPr>
+          <w:ilvl w:val="1"/>
+          <w:numId w:val="7"/>
+        </w:numPr>
+      </w:pPr>
+      <w:r>
+        <w:t>Options API vs. Composition API</w:t>
+      </w:r>
+    </w:p>
+    <w:p>
+      <w:pPr>
+        <w:pStyle w:val="ListParagraph"/>
+        <w:numPr>
+          <w:ilvl w:val="1"/>
+          <w:numId w:val="7"/>
+        </w:numPr>
+      </w:pPr>
+      <w:r>
+        <w:t>Creating and Mounting an App</w:t>
+      </w:r>
+    </w:p>
+    <w:p>
+      <w:pPr>
+        <w:pStyle w:val="ListParagraph"/>
+        <w:numPr>
+          <w:ilvl w:val="1"/>
+          <w:numId w:val="7"/>
+        </w:numPr>
+      </w:pPr>
+      <w:r>
+        <w:t>&lt;script setup&gt;, ref, and computed</w:t>
+      </w:r>
+    </w:p>
+    <w:p>
+      <w:pPr>
+        <w:pStyle w:val="ListParagraph"/>
+        <w:numPr>
+          <w:ilvl w:val="1"/>
+          <w:numId w:val="7"/>
+        </w:numPr>
+      </w:pPr>
+      <w:r>
+        <w:t>Compiler Macros</w:t>
+      </w:r>
+    </w:p>
+    <w:p>
+      <w:pPr>
+        <w:pStyle w:val="ListParagraph"/>
+        <w:numPr>
+          <w:ilvl w:val="1"/>
+          <w:numId w:val="7"/>
+        </w:numPr>
+      </w:pPr>
+      <w:r>
+        <w:t>App-level Configuration</w:t>
+      </w:r>
+    </w:p>
+    <w:p>
+      <w:pPr>
+        <w:pStyle w:val="ListParagraph"/>
+        <w:numPr>
+          <w:ilvl w:val="1"/>
+          <w:numId w:val="7"/>
+        </w:numPr>
+      </w:pPr>
+      <w:r>
+        <w:t>Vue Template Syntax</w:t>
+      </w:r>
+    </w:p>
+    <w:p>
+      <w:pPr>
+        <w:pStyle w:val="ListParagraph"/>
+        <w:numPr>
+          <w:ilvl w:val="1"/>
+          <w:numId w:val="7"/>
+        </w:numPr>
+      </w:pPr>
+      <w:r>
+        <w:t>Directives, Arguments, and Modifiers</w:t>
+      </w:r>
+    </w:p>
+    <w:p>
+      <w:pPr>
+        <w:pStyle w:val="ListParagraph"/>
+        <w:numPr>
+          <w:ilvl w:val="1"/>
+          <w:numId w:val="7"/>
+        </w:numPr>
+      </w:pPr>
+      <w:r>
+        <w:t>Custom Directives</w:t>
+      </w:r>
+    </w:p>
+    <w:p>
+      <w:pPr>
+        <w:pStyle w:val="ListParagraph"/>
+        <w:numPr>
+          <w:ilvl w:val="1"/>
+          <w:numId w:val="7"/>
+        </w:numPr>
+      </w:pPr>
+      <w:r>
+        <w:t>Loops and Lists with v-for and key</w:t>
+      </w:r>
+    </w:p>
+    <w:p>
+      <w:pPr>
+        <w:pStyle w:val="ListParagraph"/>
+        <w:numPr>
+          <w:ilvl w:val="1"/>
+          <w:numId w:val="7"/>
+        </w:numPr>
+      </w:pPr>
+      <w:r>
+        <w:t>Conditional Rendering: v-if vs. v-show</w:t>
+      </w:r>
+    </w:p>
+    <w:p>
+      <w:pPr>
+        <w:pStyle w:val="ListParagraph"/>
+        <w:numPr>
+          <w:ilvl w:val="1"/>
+          <w:numId w:val="7"/>
+        </w:numPr>
+      </w:pPr>
+      <w:r>
+        <w:t>Lab 11: Static Version</w:t>
+      </w:r>
+    </w:p>
+    <w:p>
+      <w:pPr>
+        <w:pStyle w:val="ListParagraph"/>
+        <w:numPr>
+          <w:ilvl w:val="1"/>
+          <w:numId w:val="7"/>
+        </w:numPr>
+      </w:pPr>
+      <w:r>
+        <w:t>Binding HTML Classes and Styles</w:t>
+      </w:r>
+    </w:p>
+    <w:p>
+      <w:pPr>
+        <w:pStyle w:val="ListParagraph"/>
+        <w:numPr>
+          <w:ilvl w:val="1"/>
+          <w:numId w:val="7"/>
+        </w:numPr>
+      </w:pPr>
+      <w:r>
+        <w:t>Outputting Raw HTML</w:t>
+      </w:r>
+    </w:p>
+    <w:p>
+      <w:pPr>
+        <w:pStyle w:val="ListParagraph"/>
+        <w:numPr>
+          <w:ilvl w:val="1"/>
+          <w:numId w:val="7"/>
+        </w:numPr>
+      </w:pPr>
+      <w:r>
+        <w:t>Lab 12: Styling Vue Components</w:t>
+      </w:r>
+    </w:p>
+    <w:p>
+      <w:pPr>
+        <w:pStyle w:val="ListParagraph"/>
+        <w:numPr>
+          <w:ilvl w:val="1"/>
+          <w:numId w:val="7"/>
+        </w:numPr>
+      </w:pPr>
+      <w:r>
+        <w:t>Computed Properties</w:t>
+      </w:r>
+    </w:p>
+    <w:p>
+      <w:pPr>
+        <w:pStyle w:val="ListParagraph"/>
+        <w:numPr>
+          <w:ilvl w:val="1"/>
+          <w:numId w:val="7"/>
+        </w:numPr>
+      </w:pPr>
+      <w:r>
+        <w:t>Filtering and Sorting with Computed Properties</w:t>
+      </w:r>
+    </w:p>
+    <w:p>
+      <w:pPr>
+        <w:pStyle w:val="ListParagraph"/>
+        <w:numPr>
+          <w:ilvl w:val="1"/>
+          <w:numId w:val="7"/>
+        </w:numPr>
+      </w:pPr>
+      <w:r>
+        <w:t>Lab 13: Computed Properties</w:t>
+      </w:r>
+    </w:p>
+    <w:p>
+      <w:pPr>
+        <w:pStyle w:val="ListParagraph"/>
+        <w:numPr>
+          <w:ilvl w:val="0"/>
+          <w:numId w:val="7"/>
+        </w:numPr>
+      </w:pPr>
+      <w:r>
+        <w:t>Reactivity, Events, and Forms</w:t>
+      </w:r>
+    </w:p>
+    <w:p>
+      <w:pPr>
+        <w:pStyle w:val="ListParagraph"/>
+        <w:numPr>
+          <w:ilvl w:val="1"/>
+          <w:numId w:val="7"/>
+        </w:numPr>
+      </w:pPr>
+      <w:r>
+        <w:t>Reactive State with ref and reactive</w:t>
+      </w:r>
+    </w:p>
+    <w:p>
+      <w:pPr>
+        <w:pStyle w:val="ListParagraph"/>
+        <w:numPr>
+          <w:ilvl w:val="1"/>
+          <w:numId w:val="7"/>
+        </w:numPr>
+      </w:pPr>
+      <w:r>
+        <w:t>Data Binding with v-bind and v-model</w:t>
+      </w:r>
+    </w:p>
+    <w:p>
+      <w:pPr>
+        <w:pStyle w:val="ListParagraph"/>
+        <w:numPr>
+          <w:ilvl w:val="1"/>
+          <w:numId w:val="7"/>
+        </w:numPr>
+      </w:pPr>
+      <w:r>
+        <w:t>Reactivity Caveats</w:t>
+      </w:r>
+    </w:p>
+    <w:p>
+      <w:pPr>
+        <w:pStyle w:val="ListParagraph"/>
+        <w:numPr>
+          <w:ilvl w:val="1"/>
+          <w:numId w:val="7"/>
+        </w:numPr>
+      </w:pPr>
+      <w:r>
+        <w:t>Lab 14: Methods and State</w:t>
+      </w:r>
+    </w:p>
+    <w:p>
+      <w:pPr>
+        <w:pStyle w:val="ListParagraph"/>
+        <w:numPr>
+          <w:ilvl w:val="1"/>
+          <w:numId w:val="7"/>
+        </w:numPr>
+      </w:pPr>
+      <w:r>
+        <w:t>Event Handling and Event Modifiers</w:t>
+      </w:r>
+    </w:p>
+    <w:p>
+      <w:pPr>
+        <w:pStyle w:val="ListParagraph"/>
+        <w:numPr>
+          <w:ilvl w:val="1"/>
+          <w:numId w:val="7"/>
+        </w:numPr>
+      </w:pPr>
+      <w:r>
+        <w:t>Emitting Events from Child Components</w:t>
+      </w:r>
+    </w:p>
+    <w:p>
+      <w:pPr>
+        <w:pStyle w:val="ListParagraph"/>
+        <w:numPr>
+          <w:ilvl w:val="1"/>
+          <w:numId w:val="7"/>
+        </w:numPr>
+      </w:pPr>
+      <w:r>
+        <w:t>Lab 15: Events</w:t>
+      </w:r>
+    </w:p>
+    <w:p>
+      <w:pPr>
+        <w:pStyle w:val="ListParagraph"/>
+        <w:numPr>
+          <w:ilvl w:val="1"/>
+          <w:numId w:val="7"/>
+        </w:numPr>
+      </w:pPr>
+      <w:r>
+        <w:t>Watchers: watch and watchEffect</w:t>
+      </w:r>
+    </w:p>
+    <w:p>
+      <w:pPr>
+        <w:pStyle w:val="ListParagraph"/>
+        <w:numPr>
+          <w:ilvl w:val="1"/>
+          <w:numId w:val="7"/>
+        </w:numPr>
+      </w:pPr>
+      <w:r>
+        <w:t>Component Lifecycle Hooks</w:t>
+      </w:r>
+    </w:p>
+    <w:p>
+      <w:pPr>
+        <w:pStyle w:val="ListParagraph"/>
+        <w:numPr>
+          <w:ilvl w:val="1"/>
+          <w:numId w:val="7"/>
+        </w:numPr>
+      </w:pPr>
+      <w:r>
+        <w:t>Lab 16: Component Lifecycle</w:t>
+      </w:r>
+    </w:p>
+    <w:p>
+      <w:pPr>
+        <w:pStyle w:val="ListParagraph"/>
+        <w:numPr>
+          <w:ilvl w:val="1"/>
+          <w:numId w:val="7"/>
+        </w:numPr>
+      </w:pPr>
+      <w:r>
+        <w:t>Input Bindings</w:t>
+      </w:r>
+    </w:p>
+    <w:p>
+      <w:pPr>
+        <w:pStyle w:val="ListParagraph"/>
+        <w:numPr>
+          <w:ilvl w:val="1"/>
+          <w:numId w:val="7"/>
+        </w:numPr>
+      </w:pPr>
+      <w:r>
+        <w:t>Checkboxes, Radio Buttons, and Select Elements</w:t>
+      </w:r>
+    </w:p>
+    <w:p>
+      <w:pPr>
+        <w:pStyle w:val="ListParagraph"/>
+        <w:numPr>
+          <w:ilvl w:val="1"/>
+          <w:numId w:val="7"/>
+        </w:numPr>
+      </w:pPr>
+      <w:r>
+        <w:t>Input Modifiers</w:t>
+      </w:r>
+    </w:p>
+    <w:p>
+      <w:pPr>
+        <w:pStyle w:val="ListParagraph"/>
+        <w:numPr>
+          <w:ilvl w:val="1"/>
+          <w:numId w:val="7"/>
+        </w:numPr>
+      </w:pPr>
+      <w:r>
+        <w:t>Lab 17: Forms</w:t>
+      </w:r>
+    </w:p>
+    <w:p>
+      <w:pPr>
+        <w:pStyle w:val="ListParagraph"/>
+        <w:numPr>
+          <w:ilvl w:val="0"/>
+          <w:numId w:val="7"/>
+        </w:numPr>
+      </w:pPr>
+      <w:r>
+        <w:t>Vue Components</w:t>
+      </w:r>
+    </w:p>
+    <w:p>
+      <w:pPr>
+        <w:pStyle w:val="ListParagraph"/>
+        <w:numPr>
+          <w:ilvl w:val="1"/>
+          <w:numId w:val="7"/>
+        </w:numPr>
+      </w:pPr>
+      <w:r>
+        <w:t>Creating, Organizing, and Naming Components</w:t>
+      </w:r>
+    </w:p>
+    <w:p>
+      <w:pPr>
+        <w:pStyle w:val="ListParagraph"/>
+        <w:numPr>
+          <w:ilvl w:val="1"/>
+          <w:numId w:val="7"/>
+        </w:numPr>
+      </w:pPr>
+      <w:r>
+        <w:t>Local vs. Global Components</w:t>
+      </w:r>
+    </w:p>
+    <w:p>
+      <w:pPr>
+        <w:pStyle w:val="ListParagraph"/>
+        <w:numPr>
+          <w:ilvl w:val="1"/>
+          <w:numId w:val="7"/>
+        </w:numPr>
+      </w:pPr>
+      <w:r>
+        <w:t>Props</w:t>
+      </w:r>
+    </w:p>
+    <w:p>
+      <w:pPr>
+        <w:pStyle w:val="ListParagraph"/>
+        <w:numPr>
+          <w:ilvl w:val="1"/>
+          <w:numId w:val="7"/>
+        </w:numPr>
+      </w:pPr>
+      <w:r>
+        <w:t>Fragments: Multiple Root Elements</w:t>
+      </w:r>
+    </w:p>
+    <w:p>
+      <w:pPr>
+        <w:pStyle w:val="ListParagraph"/>
+        <w:numPr>
+          <w:ilvl w:val="1"/>
+          <w:numId w:val="7"/>
+        </w:numPr>
+      </w:pPr>
+      <w:r>
+        <w:t>v-model on Components and defineModel</w:t>
+      </w:r>
+    </w:p>
+    <w:p>
+      <w:pPr>
+        <w:pStyle w:val="ListParagraph"/>
+        <w:numPr>
+          <w:ilvl w:val="1"/>
+          <w:numId w:val="7"/>
+        </w:numPr>
+      </w:pPr>
+      <w:r>
+        <w:t>Content Distribution with Slots</w:t>
+      </w:r>
+    </w:p>
+    <w:p>
+      <w:pPr>
+        <w:pStyle w:val="ListParagraph"/>
+        <w:numPr>
+          <w:ilvl w:val="1"/>
+          <w:numId w:val="7"/>
+        </w:numPr>
+      </w:pPr>
+      <w:r>
+        <w:t>Named Slots</w:t>
+      </w:r>
+    </w:p>
+    <w:p>
+      <w:pPr>
+        <w:pStyle w:val="ListParagraph"/>
+        <w:numPr>
+          <w:ilvl w:val="1"/>
+          <w:numId w:val="7"/>
+        </w:numPr>
+      </w:pPr>
+      <w:r>
+        <w:t>Lab 18: Slots</w:t>
+      </w:r>
+    </w:p>
+    <w:p>
+      <w:pPr>
+        <w:pStyle w:val="ListParagraph"/>
+        <w:numPr>
+          <w:ilvl w:val="1"/>
+          <w:numId w:val="7"/>
+        </w:numPr>
+      </w:pPr>
+      <w:r>
+        <w:t>Loading Components Asynchronously</w:t>
+      </w:r>
+    </w:p>
+    <w:p>
+      <w:pPr>
+        <w:pStyle w:val="ListParagraph"/>
+        <w:numPr>
+          <w:ilvl w:val="0"/>
+          <w:numId w:val="7"/>
+        </w:numPr>
+      </w:pPr>
+      <w:r>
+        <w:t>Composables</w:t>
+      </w:r>
+    </w:p>
+    <w:p>
+      <w:pPr>
+        <w:pStyle w:val="ListParagraph"/>
+        <w:numPr>
+          <w:ilvl w:val="1"/>
+          <w:numId w:val="7"/>
+        </w:numPr>
+      </w:pPr>
+      <w:r>
+        <w:t>Composable Basics</w:t>
+      </w:r>
+    </w:p>
+    <w:p>
+      <w:pPr>
+        <w:pStyle w:val="ListParagraph"/>
+        <w:numPr>
+          <w:ilvl w:val="1"/>
+          <w:numId w:val="7"/>
+        </w:numPr>
+      </w:pPr>
+      <w:r>
+        <w:t>Why Composables Replace Mixins</w:t>
+      </w:r>
+    </w:p>
+    <w:p>
+      <w:pPr>
+        <w:pStyle w:val="ListParagraph"/>
+        <w:numPr>
+          <w:ilvl w:val="1"/>
+          <w:numId w:val="7"/>
+        </w:numPr>
+      </w:pPr>
+      <w:r>
+        <w:t>Writing and Using Composables</w:t>
+      </w:r>
+    </w:p>
+    <w:p>
+      <w:pPr>
+        <w:pStyle w:val="ListParagraph"/>
+        <w:numPr>
+          <w:ilvl w:val="1"/>
+          <w:numId w:val="7"/>
+        </w:numPr>
+      </w:pPr>
+      <w:r>
+        <w:t>Composable Conventions</w:t>
+      </w:r>
+    </w:p>
+    <w:p>
+      <w:pPr>
+        <w:pStyle w:val="ListParagraph"/>
+        <w:numPr>
+          <w:ilvl w:val="1"/>
+          <w:numId w:val="7"/>
+        </w:numPr>
+      </w:pPr>
+      <w:r>
+        <w:t>Community Composables</w:t>
+      </w:r>
+    </w:p>
+    <w:p>
+      <w:pPr>
+        <w:pStyle w:val="ListParagraph"/>
+        <w:numPr>
+          <w:ilvl w:val="1"/>
+          <w:numId w:val="7"/>
+        </w:numPr>
+      </w:pPr>
+      <w:r>
+        <w:t>Lab 19: Composables</w:t>
+      </w:r>
+    </w:p>
+    <w:p>
+      <w:pPr>
+        <w:pStyle w:val="ListParagraph"/>
+        <w:numPr>
+          <w:ilvl w:val="0"/>
+          <w:numId w:val="7"/>
+        </w:numPr>
+      </w:pPr>
+      <w:r>
+        <w:t>State Management with Pinia</w:t>
+      </w:r>
+    </w:p>
+    <w:p>
+      <w:pPr>
+        <w:pStyle w:val="ListParagraph"/>
+        <w:numPr>
+          <w:ilvl w:val="1"/>
+          <w:numId w:val="7"/>
+        </w:numPr>
+      </w:pPr>
+      <w:r>
+        <w:t>Why a Store?</w:t>
+      </w:r>
+    </w:p>
+    <w:p>
+      <w:pPr>
+        <w:pStyle w:val="ListParagraph"/>
+        <w:numPr>
+          <w:ilvl w:val="1"/>
+          <w:numId w:val="7"/>
+        </w:numPr>
+      </w:pPr>
+      <w:r>
+        <w:t>Pinia vs. Vuex</w:t>
+      </w:r>
+    </w:p>
+    <w:p>
+      <w:pPr>
+        <w:pStyle w:val="ListParagraph"/>
+        <w:numPr>
+          <w:ilvl w:val="1"/>
+          <w:numId w:val="7"/>
+        </w:numPr>
+      </w:pPr>
+      <w:r>
+        <w:t>Defining a Store and Setup Stores</w:t>
+      </w:r>
+    </w:p>
+    <w:p>
+      <w:pPr>
+        <w:pStyle w:val="ListParagraph"/>
+        <w:numPr>
+          <w:ilvl w:val="1"/>
+          <w:numId w:val="7"/>
+        </w:numPr>
+      </w:pPr>
+      <w:r>
+        <w:t>State, Getters, and Actions</w:t>
+      </w:r>
+    </w:p>
+    <w:p>
+      <w:pPr>
+        <w:pStyle w:val="ListParagraph"/>
+        <w:numPr>
+          <w:ilvl w:val="1"/>
+          <w:numId w:val="7"/>
+        </w:numPr>
+      </w:pPr>
+      <w:r>
+        <w:t>Using a Store in a Component</w:t>
+      </w:r>
+    </w:p>
+    <w:p>
+      <w:pPr>
+        <w:pStyle w:val="ListParagraph"/>
+        <w:numPr>
+          <w:ilvl w:val="1"/>
+          <w:numId w:val="7"/>
+        </w:numPr>
+      </w:pPr>
+      <w:r>
+        <w:t>storeToRefs</w:t>
+      </w:r>
+    </w:p>
+    <w:p>
+      <w:pPr>
+        <w:pStyle w:val="ListParagraph"/>
+        <w:numPr>
+          <w:ilvl w:val="1"/>
+          <w:numId w:val="7"/>
+        </w:numPr>
+      </w:pPr>
+      <w:r>
+        <w:t>Multiple Stores</w:t>
+      </w:r>
+    </w:p>
+    <w:p>
+      <w:pPr>
+        <w:pStyle w:val="ListParagraph"/>
+        <w:numPr>
+          <w:ilvl w:val="1"/>
+          <w:numId w:val="7"/>
+        </w:numPr>
+      </w:pPr>
+      <w:r>
+        <w:t>Pinia and the DevTools</w:t>
+      </w:r>
+    </w:p>
+    <w:p>
+      <w:pPr>
+        <w:pStyle w:val="ListParagraph"/>
+        <w:numPr>
+          <w:ilvl w:val="1"/>
+          <w:numId w:val="7"/>
+        </w:numPr>
+      </w:pPr>
+      <w:r>
+        <w:t>Persisting Store State</w:t>
+      </w:r>
+    </w:p>
+    <w:p>
+      <w:pPr>
+        <w:pStyle w:val="ListParagraph"/>
+        <w:numPr>
+          <w:ilvl w:val="1"/>
+          <w:numId w:val="7"/>
+        </w:numPr>
+      </w:pPr>
+      <w:r>
+        <w:t>Testing a Store</w:t>
+      </w:r>
+    </w:p>
+    <w:p>
+      <w:pPr>
+        <w:pStyle w:val="ListParagraph"/>
+        <w:numPr>
+          <w:ilvl w:val="1"/>
+          <w:numId w:val="7"/>
+        </w:numPr>
+      </w:pPr>
+      <w:r>
+        <w:t>Lab 20: Implementing Pinia</w:t>
+      </w:r>
+    </w:p>
+    <w:p>
+      <w:pPr>
+        <w:pStyle w:val="ListParagraph"/>
+        <w:numPr>
+          <w:ilvl w:val="0"/>
+          <w:numId w:val="7"/>
+        </w:numPr>
+      </w:pPr>
+      <w:r>
+        <w:t>Single-Page Applications</w:t>
+      </w:r>
+    </w:p>
+    <w:p>
+      <w:pPr>
+        <w:pStyle w:val="ListParagraph"/>
+        <w:numPr>
+          <w:ilvl w:val="1"/>
+          <w:numId w:val="7"/>
+        </w:numPr>
+      </w:pPr>
+      <w:r>
+        <w:t>Creating an SPA with Vue Router</w:t>
+      </w:r>
+    </w:p>
+    <w:p>
+      <w:pPr>
+        <w:pStyle w:val="ListParagraph"/>
+        <w:numPr>
+          <w:ilvl w:val="1"/>
+          <w:numId w:val="7"/>
+        </w:numPr>
+      </w:pPr>
+      <w:r>
+        <w:t>Lab 21: Routing</w:t>
+      </w:r>
+    </w:p>
+    <w:p>
+      <w:pPr>
+        <w:pStyle w:val="ListParagraph"/>
+        <w:numPr>
+          <w:ilvl w:val="1"/>
+          <w:numId w:val="7"/>
+        </w:numPr>
+      </w:pPr>
+      <w:r>
+        <w:t>Lab 22: AJAX</w:t>
+      </w:r>
+    </w:p>
+    <w:p>
+      <w:pPr>
+        <w:pStyle w:val="ListParagraph"/>
+        <w:numPr>
+          <w:ilvl w:val="0"/>
+          <w:numId w:val="7"/>
+        </w:numPr>
+      </w:pPr>
+      <w:r>
+        <w:t>Testing</w:t>
+      </w:r>
+    </w:p>
+    <w:p>
+      <w:pPr>
+        <w:pStyle w:val="ListParagraph"/>
+        <w:numPr>
+          <w:ilvl w:val="1"/>
+          <w:numId w:val="7"/>
+        </w:numPr>
+      </w:pPr>
+      <w:r>
+        <w:t>Test-Driven Development</w:t>
+      </w:r>
+    </w:p>
+    <w:p>
+      <w:pPr>
+        <w:pStyle w:val="ListParagraph"/>
+        <w:numPr>
+          <w:ilvl w:val="1"/>
+          <w:numId w:val="7"/>
+        </w:numPr>
+      </w:pPr>
+      <w:r>
+        <w:t>Vitest</w:t>
+      </w:r>
+    </w:p>
+    <w:p>
+      <w:pPr>
+        <w:pStyle w:val="ListParagraph"/>
+        <w:numPr>
+          <w:ilvl w:val="1"/>
+          <w:numId w:val="7"/>
+        </w:numPr>
+      </w:pPr>
+      <w:r>
+        <w:t>Test Suites, Specs, and Matchers</w:t>
+      </w:r>
+    </w:p>
+    <w:p>
+      <w:pPr>
+        <w:pStyle w:val="ListParagraph"/>
+        <w:numPr>
+          <w:ilvl w:val="1"/>
+          <w:numId w:val="7"/>
+        </w:numPr>
+      </w:pPr>
+      <w:r>
+        <w:t>TDD vs. BDD</w:t>
+      </w:r>
+    </w:p>
+    <w:p>
+      <w:pPr>
+        <w:pStyle w:val="ListParagraph"/>
+        <w:numPr>
+          <w:ilvl w:val="1"/>
+          <w:numId w:val="7"/>
+        </w:numPr>
+      </w:pPr>
+      <w:r>
+        <w:t>Mocking and Fake Timers</w:t>
+      </w:r>
+    </w:p>
+    <w:p>
+      <w:pPr>
+        <w:pStyle w:val="ListParagraph"/>
+        <w:numPr>
+          <w:ilvl w:val="1"/>
+          <w:numId w:val="7"/>
+        </w:numPr>
+      </w:pPr>
+      <w:r>
+        <w:t>Snapshot Testing</w:t>
+      </w:r>
+    </w:p>
+    <w:p>
+      <w:pPr>
+        <w:pStyle w:val="ListParagraph"/>
+        <w:numPr>
+          <w:ilvl w:val="1"/>
+          <w:numId w:val="7"/>
+        </w:numPr>
+      </w:pPr>
+      <w:r>
+        <w:t>Vue Test Utils: mount and shallowMount</w:t>
+      </w:r>
+    </w:p>
+    <w:p>
+      <w:pPr>
+        <w:pStyle w:val="ListParagraph"/>
+        <w:numPr>
+          <w:ilvl w:val="1"/>
+          <w:numId w:val="7"/>
+        </w:numPr>
+      </w:pPr>
+      <w:r>
+        <w:t>Lab 23: Testing with Vitest</w:t>
+      </w:r>
+    </w:p>
+    <w:p>
+      <w:pPr>
+        <w:pStyle w:val="ListParagraph"/>
+        <w:numPr>
+          <w:ilvl w:val="1"/>
+          <w:numId w:val="7"/>
+        </w:numPr>
+      </w:pPr>
+      <w:r>
+        <w:t>Browser and End-to-End Testing</w:t>
+      </w:r>
+    </w:p>
+    <w:p>
+      <w:pPr>
+        <w:pStyle w:val="ListParagraph"/>
+        <w:numPr>
+          <w:ilvl w:val="0"/>
+          <w:numId w:val="7"/>
+        </w:numPr>
+      </w:pPr>
+      <w:r>
+        <w:t>Transitions and Animations</w:t>
+      </w:r>
+    </w:p>
+    <w:p>
+      <w:pPr>
+        <w:pStyle w:val="ListParagraph"/>
+        <w:numPr>
+          <w:ilvl w:val="1"/>
+          <w:numId w:val="7"/>
+        </w:numPr>
+      </w:pPr>
+      <w:r>
+        <w:t>&lt;Transition&gt;</w:t>
+      </w:r>
+    </w:p>
+    <w:p>
+      <w:pPr>
+        <w:pStyle w:val="ListParagraph"/>
+        <w:numPr>
+          <w:ilvl w:val="1"/>
+          <w:numId w:val="7"/>
+        </w:numPr>
+      </w:pPr>
+      <w:r>
+        <w:t>Transition Classes</w:t>
+      </w:r>
+    </w:p>
+    <w:p>
+      <w:pPr>
+        <w:pStyle w:val="ListParagraph"/>
+        <w:numPr>
+          <w:ilvl w:val="1"/>
+          <w:numId w:val="7"/>
+        </w:numPr>
+      </w:pPr>
+      <w:r>
+        <w:t>JavaScript Hooks</w:t>
+      </w:r>
+    </w:p>
+    <w:p>
+      <w:pPr>
+        <w:pStyle w:val="ListParagraph"/>
+        <w:numPr>
+          <w:ilvl w:val="1"/>
+          <w:numId w:val="7"/>
+        </w:numPr>
+      </w:pPr>
+      <w:r>
+        <w:t>Custom Transition Classes</w:t>
+      </w:r>
+    </w:p>
+    <w:p>
+      <w:pPr>
+        <w:pStyle w:val="ListParagraph"/>
+        <w:numPr>
+          <w:ilvl w:val="1"/>
+          <w:numId w:val="7"/>
+        </w:numPr>
+      </w:pPr>
+      <w:r>
+        <w:t>Lab 24: Transitions and Animations</w:t>
+      </w:r>
+    </w:p>
+    <w:p>
+      <w:pPr>
+        <w:pStyle w:val="ListParagraph"/>
+        <w:numPr>
+          <w:ilvl w:val="0"/>
+          <w:numId w:val="7"/>
+        </w:numPr>
+      </w:pPr>
+      <w:r>
+        <w:t>JavaScript Review (Optional)</w:t>
+      </w:r>
+    </w:p>
+    <w:p>
+      <w:pPr>
+        <w:pStyle w:val="ListParagraph"/>
+        <w:numPr>
+          <w:ilvl w:val="1"/>
+          <w:numId w:val="7"/>
+        </w:numPr>
+      </w:pPr>
+      <w:r>
+        <w:t>Variable Scoping with const and let</w:t>
+      </w:r>
+    </w:p>
+    <w:p>
+      <w:pPr>
+        <w:pStyle w:val="ListParagraph"/>
+        <w:numPr>
+          <w:ilvl w:val="1"/>
+          <w:numId w:val="7"/>
+        </w:numPr>
+      </w:pPr>
+      <w:r>
+        <w:t>Arrow Functions</w:t>
+      </w:r>
+    </w:p>
+    <w:p>
+      <w:pPr>
+        <w:pStyle w:val="ListParagraph"/>
+        <w:numPr>
+          <w:ilvl w:val="1"/>
+          <w:numId w:val="7"/>
+        </w:numPr>
+      </w:pPr>
+      <w:r>
+        <w:t>Default Parameter Handling</w:t>
+      </w:r>
+    </w:p>
+    <w:p>
+      <w:pPr>
+        <w:pStyle w:val="ListParagraph"/>
+        <w:numPr>
+          <w:ilvl w:val="1"/>
+          <w:numId w:val="7"/>
+        </w:numPr>
+      </w:pPr>
+      <w:r>
+        <w:t>Rest and Spread</w:t>
+      </w:r>
+    </w:p>
+    <w:p>
+      <w:pPr>
+        <w:pStyle w:val="ListParagraph"/>
+        <w:numPr>
+          <w:ilvl w:val="1"/>
+          <w:numId w:val="7"/>
+        </w:numPr>
+      </w:pPr>
+      <w:r>
         <w:t>Template Literals</w:t>
       </w:r>
     </w:p>
@@ -812,90 +2364,6 @@
         </w:numPr>
       </w:pPr>
       <w:r>
-        <w:t>Functions</w:t>
-      </w:r>
-    </w:p>
-    <w:p>
-      <w:pPr>
-        <w:pStyle w:val="ListParagraph"/>
-        <w:numPr>
-          <w:ilvl w:val="1"/>
-          <w:numId w:val="7"/>
-        </w:numPr>
-      </w:pPr>
-      <w:r>
-        <w:t>Arrow Functions</w:t>
-      </w:r>
-    </w:p>
-    <w:p>
-      <w:pPr>
-        <w:pStyle w:val="ListParagraph"/>
-        <w:numPr>
-          <w:ilvl w:val="1"/>
-          <w:numId w:val="7"/>
-        </w:numPr>
-      </w:pPr>
-      <w:r>
-        <w:t>JavaScript Objects</w:t>
-      </w:r>
-    </w:p>
-    <w:p>
-      <w:pPr>
-        <w:pStyle w:val="ListParagraph"/>
-        <w:numPr>
-          <w:ilvl w:val="1"/>
-          <w:numId w:val="7"/>
-        </w:numPr>
-      </w:pPr>
-      <w:r>
-        <w:t>Prototypal Inheritance</w:t>
-      </w:r>
-    </w:p>
-    <w:p>
-      <w:pPr>
-        <w:pStyle w:val="ListParagraph"/>
-        <w:numPr>
-          <w:ilvl w:val="1"/>
-          <w:numId w:val="7"/>
-        </w:numPr>
-      </w:pPr>
-      <w:r>
-        <w:t>Default Parameter Handling</w:t>
-      </w:r>
-    </w:p>
-    <w:p>
-      <w:pPr>
-        <w:pStyle w:val="ListParagraph"/>
-        <w:numPr>
-          <w:ilvl w:val="1"/>
-          <w:numId w:val="7"/>
-        </w:numPr>
-      </w:pPr>
-      <w:r>
-        <w:t>Rest and Spread</w:t>
-      </w:r>
-    </w:p>
-    <w:p>
-      <w:pPr>
-        <w:pStyle w:val="ListParagraph"/>
-        <w:numPr>
-          <w:ilvl w:val="1"/>
-          <w:numId w:val="7"/>
-        </w:numPr>
-      </w:pPr>
-      <w:r>
-        <w:t>Tagged Template Literals</w:t>
-      </w:r>
-    </w:p>
-    <w:p>
-      <w:pPr>
-        <w:pStyle w:val="ListParagraph"/>
-        <w:numPr>
-          <w:ilvl w:val="1"/>
-          <w:numId w:val="7"/>
-        </w:numPr>
-      </w:pPr>
-      <w:r>
         <w:t>Enhanced Object Properties</w:t>
       </w:r>
     </w:p>
@@ -992,7 +2460,31 @@
         </w:numPr>
       </w:pPr>
       <w:r>
-        <w:t>Class Syntax</w:t>
+        <w:t>Classes</w:t>
+      </w:r>
+    </w:p>
+    <w:p>
+      <w:pPr>
+        <w:pStyle w:val="ListParagraph"/>
+        <w:numPr>
+          <w:ilvl w:val="1"/>
+          <w:numId w:val="7"/>
+        </w:numPr>
+      </w:pPr>
+      <w:r>
+        <w:t>Beyond ES2015</w:t>
+      </w:r>
+    </w:p>
+    <w:p>
+      <w:pPr>
+        <w:pStyle w:val="ListParagraph"/>
+        <w:numPr>
+          <w:ilvl w:val="1"/>
+          <w:numId w:val="7"/>
+        </w:numPr>
+      </w:pPr>
+      <w:r>
+        <w:t>Strict Mode</w:t>
       </w:r>
     </w:p>
     <w:p>
@@ -1016,7 +2508,7 @@
         </w:numPr>
       </w:pPr>
       <w:r>
-        <w:t>Array Methods</w:t>
+        <w:t>Array.map()</w:t>
       </w:r>
     </w:p>
     <w:p>
@@ -1041,526 +2533,6 @@
       </w:pPr>
       <w:r>
         <w:t>Async / Await</w:t>
-      </w:r>
-    </w:p>
-    <w:p>
-      <w:pPr>
-        <w:pStyle w:val="ListParagraph"/>
-        <w:numPr>
-          <w:ilvl w:val="0"/>
-          <w:numId w:val="7"/>
-        </w:numPr>
-      </w:pPr>
-      <w:r>
-        <w:t>Vue.js</w:t>
-      </w:r>
-    </w:p>
-    <w:p>
-      <w:pPr>
-        <w:pStyle w:val="ListParagraph"/>
-        <w:numPr>
-          <w:ilvl w:val="1"/>
-          <w:numId w:val="7"/>
-        </w:numPr>
-      </w:pPr>
-      <w:r>
-        <w:t>Virtual DOM</w:t>
-      </w:r>
-    </w:p>
-    <w:p>
-      <w:pPr>
-        <w:pStyle w:val="ListParagraph"/>
-        <w:numPr>
-          <w:ilvl w:val="1"/>
-          <w:numId w:val="7"/>
-        </w:numPr>
-      </w:pPr>
-      <w:r>
-        <w:t xml:space="preserve">Lab 01: Get Started with </w:t>
-      </w:r>
-      <w:r>
-        <w:t>Vite</w:t>
-      </w:r>
-    </w:p>
-    <w:p>
-      <w:pPr>
-        <w:pStyle w:val="ListParagraph"/>
-        <w:numPr>
-          <w:ilvl w:val="1"/>
-          <w:numId w:val="7"/>
-        </w:numPr>
-      </w:pPr>
-      <w:r>
-        <w:t>Lab 02: Your First Component</w:t>
-      </w:r>
-    </w:p>
-    <w:p>
-      <w:pPr>
-        <w:pStyle w:val="ListParagraph"/>
-        <w:numPr>
-          <w:ilvl w:val="1"/>
-          <w:numId w:val="7"/>
-        </w:numPr>
-      </w:pPr>
-      <w:r>
-        <w:t>Lab 03: Create More Components</w:t>
-      </w:r>
-    </w:p>
-    <w:p>
-      <w:pPr>
-        <w:pStyle w:val="ListParagraph"/>
-        <w:numPr>
-          <w:ilvl w:val="1"/>
-          <w:numId w:val="7"/>
-        </w:numPr>
-      </w:pPr>
-      <w:r>
-        <w:t>Lab 04: Testing Vue</w:t>
-      </w:r>
-    </w:p>
-    <w:p>
-      <w:pPr>
-        <w:pStyle w:val="ListParagraph"/>
-        <w:numPr>
-          <w:ilvl w:val="1"/>
-          <w:numId w:val="7"/>
-        </w:numPr>
-      </w:pPr>
-      <w:r>
-        <w:t>Lab 05: Manual In-Browser Testing and Debugging</w:t>
-      </w:r>
-    </w:p>
-    <w:p>
-      <w:pPr>
-        <w:pStyle w:val="ListParagraph"/>
-        <w:numPr>
-          <w:ilvl w:val="1"/>
-          <w:numId w:val="7"/>
-        </w:numPr>
-      </w:pPr>
-      <w:r>
-        <w:t>Creating and Mounting an App</w:t>
-      </w:r>
-    </w:p>
-    <w:p>
-      <w:pPr>
-        <w:pStyle w:val="ListParagraph"/>
-        <w:numPr>
-          <w:ilvl w:val="1"/>
-          <w:numId w:val="7"/>
-        </w:numPr>
-      </w:pPr>
-      <w:r>
-        <w:t>The Composition API and &lt;script setup&gt;</w:t>
-      </w:r>
-    </w:p>
-    <w:p>
-      <w:pPr>
-        <w:pStyle w:val="ListParagraph"/>
-        <w:numPr>
-          <w:ilvl w:val="1"/>
-          <w:numId w:val="7"/>
-        </w:numPr>
-      </w:pPr>
-      <w:r>
-        <w:t>Vue Template Syntax</w:t>
-      </w:r>
-    </w:p>
-    <w:p>
-      <w:pPr>
-        <w:pStyle w:val="ListParagraph"/>
-        <w:numPr>
-          <w:ilvl w:val="1"/>
-          <w:numId w:val="7"/>
-        </w:numPr>
-      </w:pPr>
-      <w:r>
-        <w:t>Vue.js Directives</w:t>
-      </w:r>
-    </w:p>
-    <w:p>
-      <w:pPr>
-        <w:pStyle w:val="ListParagraph"/>
-        <w:numPr>
-          <w:ilvl w:val="1"/>
-          <w:numId w:val="7"/>
-        </w:numPr>
-      </w:pPr>
-      <w:r>
-        <w:t>Reactivity Fundamentals</w:t>
-      </w:r>
-    </w:p>
-    <w:p>
-      <w:pPr>
-        <w:pStyle w:val="ListParagraph"/>
-        <w:numPr>
-          <w:ilvl w:val="1"/>
-          <w:numId w:val="7"/>
-        </w:numPr>
-      </w:pPr>
-      <w:r>
-        <w:t>Loops and Lists</w:t>
-      </w:r>
-    </w:p>
-    <w:p>
-      <w:pPr>
-        <w:pStyle w:val="ListParagraph"/>
-        <w:numPr>
-          <w:ilvl w:val="1"/>
-          <w:numId w:val="7"/>
-        </w:numPr>
-      </w:pPr>
-      <w:r>
-        <w:t>Lab 06: Static Version</w:t>
-      </w:r>
-    </w:p>
-    <w:p>
-      <w:pPr>
-        <w:pStyle w:val="ListParagraph"/>
-        <w:numPr>
-          <w:ilvl w:val="1"/>
-          <w:numId w:val="7"/>
-        </w:numPr>
-      </w:pPr>
-      <w:r>
-        <w:t>Binding HTML Classes</w:t>
-      </w:r>
-    </w:p>
-    <w:p>
-      <w:pPr>
-        <w:pStyle w:val="ListParagraph"/>
-        <w:numPr>
-          <w:ilvl w:val="1"/>
-          <w:numId w:val="7"/>
-        </w:numPr>
-      </w:pPr>
-      <w:r>
-        <w:t xml:space="preserve">Adding Styles Conditionally </w:t>
-      </w:r>
-    </w:p>
-    <w:p>
-      <w:pPr>
-        <w:pStyle w:val="ListParagraph"/>
-        <w:numPr>
-          <w:ilvl w:val="1"/>
-          <w:numId w:val="7"/>
-        </w:numPr>
-      </w:pPr>
-      <w:r>
-        <w:t>Binding Styles</w:t>
-      </w:r>
-    </w:p>
-    <w:p>
-      <w:pPr>
-        <w:pStyle w:val="ListParagraph"/>
-        <w:numPr>
-          <w:ilvl w:val="1"/>
-          <w:numId w:val="7"/>
-        </w:numPr>
-      </w:pPr>
-      <w:r>
-        <w:t xml:space="preserve">Outputting Raw HTML </w:t>
-      </w:r>
-    </w:p>
-    <w:p>
-      <w:pPr>
-        <w:pStyle w:val="ListParagraph"/>
-        <w:numPr>
-          <w:ilvl w:val="1"/>
-          <w:numId w:val="7"/>
-        </w:numPr>
-      </w:pPr>
-      <w:r>
-        <w:t>Lab 07: Styling Vue Components</w:t>
-      </w:r>
-    </w:p>
-    <w:p>
-      <w:pPr>
-        <w:pStyle w:val="ListParagraph"/>
-        <w:numPr>
-          <w:ilvl w:val="1"/>
-          <w:numId w:val="7"/>
-        </w:numPr>
-      </w:pPr>
-      <w:r>
-        <w:t>Computed Properties</w:t>
-      </w:r>
-    </w:p>
-    <w:p>
-      <w:pPr>
-        <w:pStyle w:val="ListParagraph"/>
-        <w:numPr>
-          <w:ilvl w:val="1"/>
-          <w:numId w:val="7"/>
-        </w:numPr>
-      </w:pPr>
-      <w:r>
-        <w:t>Lab 08: Computed Properties</w:t>
-      </w:r>
-    </w:p>
-    <w:p>
-      <w:pPr>
-        <w:pStyle w:val="ListParagraph"/>
-        <w:numPr>
-          <w:ilvl w:val="1"/>
-          <w:numId w:val="7"/>
-        </w:numPr>
-      </w:pPr>
-      <w:r>
-        <w:t>Reactive State with ref and reactive</w:t>
-      </w:r>
-    </w:p>
-    <w:p>
-      <w:pPr>
-        <w:pStyle w:val="ListParagraph"/>
-        <w:numPr>
-          <w:ilvl w:val="1"/>
-          <w:numId w:val="7"/>
-        </w:numPr>
-      </w:pPr>
-      <w:r>
-        <w:t>Lab 09: Methods and State</w:t>
-      </w:r>
-    </w:p>
-    <w:p>
-      <w:pPr>
-        <w:pStyle w:val="ListParagraph"/>
-        <w:numPr>
-          <w:ilvl w:val="1"/>
-          <w:numId w:val="7"/>
-        </w:numPr>
-      </w:pPr>
-      <w:r>
-        <w:t>Event Handling</w:t>
-      </w:r>
-    </w:p>
-    <w:p>
-      <w:pPr>
-        <w:pStyle w:val="ListParagraph"/>
-        <w:numPr>
-          <w:ilvl w:val="1"/>
-          <w:numId w:val="7"/>
-        </w:numPr>
-      </w:pPr>
-      <w:r>
-        <w:lastRenderedPageBreak/>
-        <w:t>Lab 10: Events</w:t>
-      </w:r>
-    </w:p>
-    <w:p>
-      <w:pPr>
-        <w:pStyle w:val="ListParagraph"/>
-        <w:numPr>
-          <w:ilvl w:val="1"/>
-          <w:numId w:val="7"/>
-        </w:numPr>
-      </w:pPr>
-      <w:r>
-        <w:t>Watchers</w:t>
-      </w:r>
-    </w:p>
-    <w:p>
-      <w:pPr>
-        <w:pStyle w:val="ListParagraph"/>
-        <w:numPr>
-          <w:ilvl w:val="1"/>
-          <w:numId w:val="7"/>
-        </w:numPr>
-      </w:pPr>
-      <w:r>
-        <w:t>Component Lifecycle</w:t>
-      </w:r>
-    </w:p>
-    <w:p>
-      <w:pPr>
-        <w:pStyle w:val="ListParagraph"/>
-        <w:numPr>
-          <w:ilvl w:val="1"/>
-          <w:numId w:val="7"/>
-        </w:numPr>
-      </w:pPr>
-      <w:r>
-        <w:t>Using Lifecycle Hooks</w:t>
-      </w:r>
-    </w:p>
-    <w:p>
-      <w:pPr>
-        <w:pStyle w:val="ListParagraph"/>
-        <w:numPr>
-          <w:ilvl w:val="1"/>
-          <w:numId w:val="7"/>
-        </w:numPr>
-      </w:pPr>
-      <w:r>
-        <w:t>Composables (replacing Mixins)</w:t>
-      </w:r>
-    </w:p>
-    <w:p>
-      <w:pPr>
-        <w:pStyle w:val="ListParagraph"/>
-        <w:numPr>
-          <w:ilvl w:val="1"/>
-          <w:numId w:val="7"/>
-        </w:numPr>
-      </w:pPr>
-      <w:r>
-        <w:t>Lab 11: Component Lifecycle</w:t>
-      </w:r>
-    </w:p>
-    <w:p>
-      <w:pPr>
-        <w:pStyle w:val="ListParagraph"/>
-        <w:numPr>
-          <w:ilvl w:val="1"/>
-          <w:numId w:val="7"/>
-        </w:numPr>
-      </w:pPr>
-      <w:r>
-        <w:t>Vue and Forms</w:t>
-      </w:r>
-    </w:p>
-    <w:p>
-      <w:pPr>
-        <w:pStyle w:val="ListParagraph"/>
-        <w:numPr>
-          <w:ilvl w:val="1"/>
-          <w:numId w:val="7"/>
-        </w:numPr>
-      </w:pPr>
-      <w:r>
-        <w:t>Lab 12: Forms</w:t>
-      </w:r>
-    </w:p>
-    <w:p>
-      <w:pPr>
-        <w:pStyle w:val="ListParagraph"/>
-        <w:numPr>
-          <w:ilvl w:val="1"/>
-          <w:numId w:val="7"/>
-        </w:numPr>
-      </w:pPr>
-      <w:r>
-        <w:t xml:space="preserve">Vue Components </w:t>
-      </w:r>
-    </w:p>
-    <w:p>
-      <w:pPr>
-        <w:pStyle w:val="ListParagraph"/>
-        <w:numPr>
-          <w:ilvl w:val="1"/>
-          <w:numId w:val="7"/>
-        </w:numPr>
-      </w:pPr>
-      <w:r>
-        <w:t xml:space="preserve">Content Distribution with Slots </w:t>
-      </w:r>
-    </w:p>
-    <w:p>
-      <w:pPr>
-        <w:pStyle w:val="ListParagraph"/>
-        <w:numPr>
-          <w:ilvl w:val="1"/>
-          <w:numId w:val="7"/>
-        </w:numPr>
-      </w:pPr>
-      <w:r>
-        <w:t>Lab 13: Slots</w:t>
-      </w:r>
-    </w:p>
-    <w:p>
-      <w:pPr>
-        <w:pStyle w:val="ListParagraph"/>
-        <w:numPr>
-          <w:ilvl w:val="1"/>
-          <w:numId w:val="7"/>
-        </w:numPr>
-      </w:pPr>
-      <w:proofErr w:type="spellStart"/>
-      <w:proofErr w:type="spellEnd"/>
-      <w:r>
-        <w:t>Using Pinia</w:t>
-      </w:r>
-    </w:p>
-    <w:p>
-      <w:pPr>
-        <w:pStyle w:val="ListParagraph"/>
-        <w:numPr>
-          <w:ilvl w:val="1"/>
-          <w:numId w:val="7"/>
-        </w:numPr>
-      </w:pPr>
-      <w:proofErr w:type="spellStart"/>
-      <w:proofErr w:type="spellEnd"/>
-      <w:r>
-        <w:t>Lab 14: Implementing Pinia</w:t>
-      </w:r>
-    </w:p>
-    <w:p>
-      <w:pPr>
-        <w:pStyle w:val="ListParagraph"/>
-        <w:numPr>
-          <w:ilvl w:val="1"/>
-          <w:numId w:val="7"/>
-        </w:numPr>
-      </w:pPr>
-      <w:r>
-        <w:t>Creating an SPA with Vue Router</w:t>
-      </w:r>
-    </w:p>
-    <w:p>
-      <w:pPr>
-        <w:pStyle w:val="ListParagraph"/>
-        <w:numPr>
-          <w:ilvl w:val="1"/>
-          <w:numId w:val="7"/>
-        </w:numPr>
-      </w:pPr>
-      <w:r>
-        <w:t>Lab 1</w:t>
-      </w:r>
-      <w:r>
-        <w:t>5</w:t>
-      </w:r>
-      <w:r>
-        <w:t>: Routing</w:t>
-      </w:r>
-    </w:p>
-    <w:p>
-      <w:pPr>
-        <w:pStyle w:val="ListParagraph"/>
-        <w:numPr>
-          <w:ilvl w:val="1"/>
-          <w:numId w:val="7"/>
-        </w:numPr>
-      </w:pPr>
-      <w:proofErr w:type="spellStart"/>
-      <w:proofErr w:type="spellEnd"/>
-      <w:r>
-        <w:t>Lab 16: AJAX with Pinia</w:t>
-      </w:r>
-    </w:p>
-    <w:p>
-      <w:pPr>
-        <w:pStyle w:val="ListParagraph"/>
-        <w:numPr>
-          <w:ilvl w:val="1"/>
-          <w:numId w:val="7"/>
-        </w:numPr>
-      </w:pPr>
-      <w:r>
-        <w:t>Transitions and Animations</w:t>
-      </w:r>
-    </w:p>
-    <w:p>
-      <w:pPr>
-        <w:pStyle w:val="ListParagraph"/>
-        <w:numPr>
-          <w:ilvl w:val="1"/>
-          <w:numId w:val="7"/>
-        </w:numPr>
-      </w:pPr>
-      <w:r>
-        <w:t>Optional Lab: Transitions and Animation</w:t>
       </w:r>
     </w:p>
     <w:sectPr>
